--- a/courseware/Lesson Plan - CompTIA Cloud+ - v2.0.docx
+++ b/courseware/Lesson Plan - CompTIA Cloud+ - v2.0.docx
@@ -458,6 +458,13 @@
       </w:r>
     </w:p>
     <w:p>
+      <w:r>
+        <w:fldChar w:fldCharType="begin"/>
+        <w:instrText xml:space="preserve">TOC \o "1-3" \h \z \u</w:instrText>
+        <w:fldChar w:fldCharType="separate"/>
+      </w:r>
+    </w:p>
+    <w:p>
       <w:pPr>
         <w:spacing w:after="40" w:before="120"/>
         <w:ind w:left="0"/>
@@ -1220,6 +1227,11 @@
           <w:sz w:val="22"/>
         </w:rPr>
         <w:t>Assessment</w:t>
+      </w:r>
+    </w:p>
+    <w:p>
+      <w:r>
+        <w:fldChar w:fldCharType="end"/>
       </w:r>
     </w:p>
     <w:p/>
@@ -7099,7 +7111,7 @@
       <w:outlineLvl w:val="0"/>
     </w:pPr>
     <w:rPr>
-      <w:rFonts w:asciiTheme="majorHAnsi" w:eastAsiaTheme="majorEastAsia" w:hAnsiTheme="majorHAnsi" w:cstheme="majorBidi" w:ascii="Arial" w:hAnsi="Arial" w:cs="Arial" w:eastAsia="Arial"/>
+      <w:rFonts w:ascii="Arial" w:hAnsi="Arial" w:cs="Arial" w:eastAsia="Arial"/>
       <w:b/>
       <w:bCs/>
       <w:color w:val="1F6FEB"/>
@@ -7123,7 +7135,7 @@
       <w:outlineLvl w:val="1"/>
     </w:pPr>
     <w:rPr>
-      <w:rFonts w:asciiTheme="majorHAnsi" w:eastAsiaTheme="majorEastAsia" w:hAnsiTheme="majorHAnsi" w:cstheme="majorBidi" w:ascii="Arial" w:hAnsi="Arial" w:cs="Arial" w:eastAsia="Arial"/>
+      <w:rFonts w:ascii="Arial" w:hAnsi="Arial" w:cs="Arial" w:eastAsia="Arial"/>
       <w:b/>
       <w:bCs/>
       <w:color w:val="111827"/>
@@ -7147,7 +7159,7 @@
       <w:outlineLvl w:val="2"/>
     </w:pPr>
     <w:rPr>
-      <w:rFonts w:asciiTheme="majorHAnsi" w:eastAsiaTheme="majorEastAsia" w:hAnsiTheme="majorHAnsi" w:cstheme="majorBidi" w:ascii="Arial" w:hAnsi="Arial" w:cs="Arial" w:eastAsia="Arial"/>
+      <w:rFonts w:ascii="Arial" w:hAnsi="Arial" w:cs="Arial" w:eastAsia="Arial"/>
       <w:b/>
       <w:bCs/>
       <w:color w:val="1F6FEB"/>
@@ -7389,7 +7401,7 @@
       <w:contextualSpacing/>
     </w:pPr>
     <w:rPr>
-      <w:rFonts w:asciiTheme="majorHAnsi" w:eastAsiaTheme="majorEastAsia" w:hAnsiTheme="majorHAnsi" w:cstheme="majorBidi" w:ascii="Arial" w:hAnsi="Arial" w:cs="Arial" w:eastAsia="Arial"/>
+      <w:rFonts w:ascii="Arial" w:hAnsi="Arial" w:cs="Arial" w:eastAsia="Arial"/>
       <w:b/>
       <w:color w:val="111827"/>
       <w:spacing w:val="5"/>
@@ -30572,9 +30584,9 @@
     </a:clrScheme>
     <a:fontScheme name="Office">
       <a:majorFont>
-        <a:latin typeface="Calibri"/>
-        <a:ea typeface=""/>
-        <a:cs typeface=""/>
+        <a:latin typeface="Arial"/>
+        <a:ea typeface="Arial"/>
+        <a:cs typeface="Arial"/>
         <a:font script="Jpan" typeface="ＭＳ ゴシック"/>
         <a:font script="Hang" typeface="맑은 고딕"/>
         <a:font script="Hans" typeface="宋体"/>
@@ -30607,9 +30619,9 @@
         <a:font script="Geor" typeface="Sylfaen"/>
       </a:majorFont>
       <a:minorFont>
-        <a:latin typeface="Cambria"/>
-        <a:ea typeface=""/>
-        <a:cs typeface=""/>
+        <a:latin typeface="Arial"/>
+        <a:ea typeface="Arial"/>
+        <a:cs typeface="Arial"/>
         <a:font script="Jpan" typeface="ＭＳ 明朝"/>
         <a:font script="Hang" typeface="맑은 고딕"/>
         <a:font script="Hans" typeface="宋体"/>

--- a/courseware/Lesson Plan - CompTIA Cloud+ - v2.0.docx
+++ b/courseware/Lesson Plan - CompTIA Cloud+ - v2.0.docx
@@ -1301,7 +1301,7 @@
         <w:t>Duration:</w:t>
       </w:r>
       <w:r>
-        <w:t xml:space="preserve"> 2 days (9:00 AM – 6:00 PM each day)</w:t>
+        <w:t xml:space="preserve"> 2 days (9:30 AM – 6:30 PM each day, 8 instructional hours)</w:t>
       </w:r>
     </w:p>
     <w:p>
@@ -1938,7 +1938,7 @@
               <w:rPr>
                 <w:sz w:val="18"/>
               </w:rPr>
-              <w:t>9:00–9:30</w:t>
+              <w:t>9:30–10:00</w:t>
             </w:r>
           </w:p>
         </w:tc>
@@ -2030,7 +2030,7 @@
               <w:rPr>
                 <w:sz w:val="18"/>
               </w:rPr>
-              <w:t>9:30–10:45</w:t>
+              <w:t>10:00–11:15</w:t>
             </w:r>
           </w:p>
         </w:tc>
@@ -2129,7 +2129,7 @@
               <w:rPr>
                 <w:sz w:val="18"/>
               </w:rPr>
-              <w:t>10:45–10:55</w:t>
+              <w:t>11:15–11:25</w:t>
             </w:r>
           </w:p>
         </w:tc>
@@ -2221,7 +2221,7 @@
               <w:rPr>
                 <w:sz w:val="18"/>
               </w:rPr>
-              <w:t>10:55–12:30</w:t>
+              <w:t>11:25–12:30</w:t>
             </w:r>
           </w:p>
         </w:tc>
@@ -2239,7 +2239,7 @@
               <w:rPr>
                 <w:sz w:val="18"/>
               </w:rPr>
-              <w:t>1 hr 35 min</w:t>
+              <w:t>1 hr 5 min</w:t>
             </w:r>
           </w:p>
         </w:tc>
@@ -2264,7 +2264,7 @@
               <w:rPr>
                 <w:sz w:val="18"/>
               </w:rPr>
-              <w:t xml:space="preserve"> storage tiers, microservices, containerization, virtualization, relational vs non-relational DBs (Labs 4–8)</w:t>
+              <w:t xml:space="preserve"> storage tiers, microservices, containerization (Labs 4–6)</w:t>
             </w:r>
           </w:p>
         </w:tc>
@@ -2300,7 +2300,7 @@
               <w:rPr>
                 <w:sz w:val="18"/>
               </w:rPr>
-              <w:t>Slides 138–142</w:t>
+              <w:t>Slides 138–140</w:t>
             </w:r>
           </w:p>
         </w:tc>
@@ -2320,7 +2320,7 @@
               <w:rPr>
                 <w:sz w:val="18"/>
               </w:rPr>
-              <w:t>12:30–1:15</w:t>
+              <w:t>12:30–1:30</w:t>
             </w:r>
           </w:p>
         </w:tc>
@@ -2338,7 +2338,7 @@
               <w:rPr>
                 <w:sz w:val="18"/>
               </w:rPr>
-              <w:t>45 min</w:t>
+              <w:t>1 hr</w:t>
             </w:r>
           </w:p>
         </w:tc>
@@ -2412,7 +2412,7 @@
               <w:rPr>
                 <w:sz w:val="18"/>
               </w:rPr>
-              <w:t>1:15–3:00</w:t>
+              <w:t>1:30–2:30</w:t>
             </w:r>
           </w:p>
         </w:tc>
@@ -2430,7 +2430,106 @@
               <w:rPr>
                 <w:sz w:val="18"/>
               </w:rPr>
-              <w:t>1 hr 45 min</w:t>
+              <w:t>1 hr</w:t>
+            </w:r>
+          </w:p>
+        </w:tc>
+        <w:tc>
+          <w:tcPr>
+            <w:tcW w:type="dxa" w:w="1728"/>
+          </w:tcPr>
+          <w:p>
+            <w:r>
+              <w:rPr>
+                <w:sz w:val="18"/>
+              </w:rPr>
+            </w:r>
+            <w:r>
+              <w:rPr>
+                <w:b/>
+                <w:sz w:val="18"/>
+              </w:rPr>
+              <w:t>Domain 1 continued:</w:t>
+            </w:r>
+            <w:r>
+              <w:rPr>
+                <w:sz w:val="18"/>
+              </w:rPr>
+              <w:t xml:space="preserve"> virtualization, relational vs non-relational databases (Labs 7–8)</w:t>
+            </w:r>
+          </w:p>
+        </w:tc>
+        <w:tc>
+          <w:tcPr>
+            <w:tcW w:type="dxa" w:w="1728"/>
+          </w:tcPr>
+          <w:p>
+            <w:r>
+              <w:rPr>
+                <w:sz w:val="18"/>
+              </w:rPr>
+            </w:r>
+            <w:r>
+              <w:rPr>
+                <w:sz w:val="18"/>
+              </w:rPr>
+              <w:t>Hands-on labs</w:t>
+            </w:r>
+          </w:p>
+        </w:tc>
+        <w:tc>
+          <w:tcPr>
+            <w:tcW w:type="dxa" w:w="1728"/>
+          </w:tcPr>
+          <w:p>
+            <w:r>
+              <w:rPr>
+                <w:sz w:val="18"/>
+              </w:rPr>
+            </w:r>
+            <w:r>
+              <w:rPr>
+                <w:sz w:val="18"/>
+              </w:rPr>
+              <w:t>Slides 141–142</w:t>
+            </w:r>
+          </w:p>
+        </w:tc>
+      </w:tr>
+      <w:tr>
+        <w:tc>
+          <w:tcPr>
+            <w:tcW w:type="dxa" w:w="1728"/>
+          </w:tcPr>
+          <w:p>
+            <w:r>
+              <w:rPr>
+                <w:sz w:val="18"/>
+              </w:rPr>
+            </w:r>
+            <w:r>
+              <w:rPr>
+                <w:sz w:val="18"/>
+              </w:rPr>
+              <w:t>2:30–4:00</w:t>
+            </w:r>
+          </w:p>
+        </w:tc>
+        <w:tc>
+          <w:tcPr>
+            <w:tcW w:type="dxa" w:w="1728"/>
+          </w:tcPr>
+          <w:p>
+            <w:r>
+              <w:rPr>
+                <w:sz w:val="18"/>
+              </w:rPr>
+            </w:r>
+            <w:r>
+              <w:rPr>
+                <w:sz w:val="18"/>
+              </w:rPr>
+              <w:t>1 hr 30 min</w:t>
             </w:r>
           </w:p>
         </w:tc>
@@ -2511,7 +2610,7 @@
               <w:rPr>
                 <w:sz w:val="18"/>
               </w:rPr>
-              <w:t>3:00–3:10</w:t>
+              <w:t>4:00–4:10</w:t>
             </w:r>
           </w:p>
         </w:tc>
@@ -2603,7 +2702,7 @@
               <w:rPr>
                 <w:sz w:val="18"/>
               </w:rPr>
-              <w:t>3:10–4:30</w:t>
+              <w:t>4:10–5:30</w:t>
             </w:r>
           </w:p>
         </w:tc>
@@ -2702,7 +2801,7 @@
               <w:rPr>
                 <w:sz w:val="18"/>
               </w:rPr>
-              <w:t>4:30–6:00</w:t>
+              <w:t>5:30–6:30</w:t>
             </w:r>
           </w:p>
         </w:tc>
@@ -2720,7 +2819,7 @@
               <w:rPr>
                 <w:sz w:val="18"/>
               </w:rPr>
-              <w:t>1 hr 30 min</w:t>
+              <w:t>1 hr</w:t>
             </w:r>
           </w:p>
         </w:tc>
@@ -2915,7 +3014,7 @@
               <w:rPr>
                 <w:sz w:val="18"/>
               </w:rPr>
-              <w:t>9:00–9:15</w:t>
+              <w:t>9:30–9:45</w:t>
             </w:r>
           </w:p>
         </w:tc>
@@ -3007,7 +3106,7 @@
               <w:rPr>
                 <w:sz w:val="18"/>
               </w:rPr>
-              <w:t>9:15–10:45</w:t>
+              <w:t>9:45–11:15</w:t>
             </w:r>
           </w:p>
         </w:tc>
@@ -3106,7 +3205,7 @@
               <w:rPr>
                 <w:sz w:val="18"/>
               </w:rPr>
-              <w:t>10:45–10:55</w:t>
+              <w:t>11:15–11:25</w:t>
             </w:r>
           </w:p>
         </w:tc>
@@ -3198,7 +3297,7 @@
               <w:rPr>
                 <w:sz w:val="18"/>
               </w:rPr>
-              <w:t>10:55–12:30</w:t>
+              <w:t>11:25–12:30</w:t>
             </w:r>
           </w:p>
         </w:tc>
@@ -3216,7 +3315,7 @@
               <w:rPr>
                 <w:sz w:val="18"/>
               </w:rPr>
-              <w:t>1 hr 35 min</w:t>
+              <w:t>1 hr 5 min</w:t>
             </w:r>
           </w:p>
         </w:tc>
@@ -3241,7 +3340,7 @@
               <w:rPr>
                 <w:sz w:val="18"/>
               </w:rPr>
-              <w:t xml:space="preserve"> vulnerability scanning (Trivy), CIS hardening (Lynis), IAM &amp; RBAC (Keycloak), bastion + MFA (Labs 22–25)</w:t>
+              <w:t xml:space="preserve"> vulnerability scanning (Trivy), CIS hardening (Lynis), IAM &amp; RBAC (Keycloak) (Labs 22–24)</w:t>
             </w:r>
           </w:p>
         </w:tc>
@@ -3277,7 +3376,7 @@
               <w:rPr>
                 <w:sz w:val="18"/>
               </w:rPr>
-              <w:t>Slides 401–404</w:t>
+              <w:t>Slides 401–403</w:t>
             </w:r>
           </w:p>
         </w:tc>
@@ -3297,7 +3396,7 @@
               <w:rPr>
                 <w:sz w:val="18"/>
               </w:rPr>
-              <w:t>12:30–1:15</w:t>
+              <w:t>12:30–1:30</w:t>
             </w:r>
           </w:p>
         </w:tc>
@@ -3315,7 +3414,7 @@
               <w:rPr>
                 <w:sz w:val="18"/>
               </w:rPr>
-              <w:t>45 min</w:t>
+              <w:t>1 hr</w:t>
             </w:r>
           </w:p>
         </w:tc>
@@ -3389,7 +3488,7 @@
               <w:rPr>
                 <w:sz w:val="18"/>
               </w:rPr>
-              <w:t>1:15–2:15</w:t>
+              <w:t>1:30–2:45</w:t>
             </w:r>
           </w:p>
         </w:tc>
@@ -3407,7 +3506,7 @@
               <w:rPr>
                 <w:sz w:val="18"/>
               </w:rPr>
-              <w:t>1 hr</w:t>
+              <w:t>1 hr 15 min</w:t>
             </w:r>
           </w:p>
         </w:tc>
@@ -3432,7 +3531,7 @@
               <w:rPr>
                 <w:sz w:val="18"/>
               </w:rPr>
-              <w:t xml:space="preserve"> secrets management (Vault), WAF (ModSecurity + OWASP CRS), runtime detection (Falco) (Labs 26–28)</w:t>
+              <w:t xml:space="preserve"> bastion + MFA, secrets management (Vault), WAF (ModSecurity + OWASP CRS), runtime detection (Falco) (Labs 25–28)</w:t>
             </w:r>
           </w:p>
         </w:tc>
@@ -3468,7 +3567,7 @@
               <w:rPr>
                 <w:sz w:val="18"/>
               </w:rPr>
-              <w:t>Slides 405–407</w:t>
+              <w:t>Slides 404–407</w:t>
             </w:r>
           </w:p>
         </w:tc>
@@ -3488,7 +3587,7 @@
               <w:rPr>
                 <w:sz w:val="18"/>
               </w:rPr>
-              <w:t>2:15–3:15</w:t>
+              <w:t>2:45–3:45</w:t>
             </w:r>
           </w:p>
         </w:tc>
@@ -3587,7 +3686,7 @@
               <w:rPr>
                 <w:sz w:val="18"/>
               </w:rPr>
-              <w:t>3:15–3:25</w:t>
+              <w:t>3:45–3:55</w:t>
             </w:r>
           </w:p>
         </w:tc>
@@ -3679,7 +3778,7 @@
               <w:rPr>
                 <w:sz w:val="18"/>
               </w:rPr>
-              <w:t>3:25–4:00</w:t>
+              <w:t>3:55–4:30</w:t>
             </w:r>
           </w:p>
         </w:tc>
@@ -3785,7 +3884,7 @@
               <w:rPr>
                 <w:sz w:val="18"/>
               </w:rPr>
-              <w:t>4:00–6:00</w:t>
+              <w:t>4:30–6:30</w:t>
             </w:r>
           </w:p>
         </w:tc>
@@ -6545,7 +6644,7 @@
         <w:rPr>
           <w:b/>
         </w:rPr>
-        <w:t>2 hours (4:00–6:00 PM on Day 2)</w:t>
+        <w:t>2 hours (4:30–6:30 PM on Day 2)</w:t>
       </w:r>
       <w:r>
         <w:t xml:space="preserve"> and comprises:</w:t>
